--- a/Files/02 - Shemos/01 - Shemos/5785/Shemos 5785.docx
+++ b/Files/02 - Shemos/01 - Shemos/5785/Shemos 5785.docx
@@ -62,7 +62,7 @@
         <w:t>שמות</w:t>
       </w:r>
       <w:r>
-        <w:t xml:space="preserve"> as an acronym for</w:t>
+        <w:t xml:space="preserve"> as an acronym for </w:t>
       </w:r>
       <w:r>
         <w:rPr>

--- a/Files/02 - Shemos/01 - Shemos/5785/Shemos 5785.docx
+++ b/Files/02 - Shemos/01 - Shemos/5785/Shemos 5785.docx
@@ -62,7 +62,7 @@
         <w:t>שמות</w:t>
       </w:r>
       <w:r>
-        <w:t xml:space="preserve"> as an acronym for </w:t>
+        <w:t xml:space="preserve"> as an acronym for</w:t>
       </w:r>
       <w:r>
         <w:rPr>
@@ -626,7 +626,7 @@
         <w:rPr>
           <w:rtl/>
         </w:rPr>
-        <w:t>זיכרון</w:t>
+        <w:t>זכרון</w:t>
       </w:r>
       <w:r>
         <w:t xml:space="preserve"> </w:t>
